--- a/public/downloads/client-packet/docx/08_CommunityBridge_Incident_Response_Summary.docx
+++ b/public/downloads/client-packet/docx/08_CommunityBridge_Incident_Response_Summary.docx
@@ -11,7 +11,7 @@
         <w:rPr>
           <w:color w:val="0F172A"/>
         </w:rPr>
-        <w:t>BuddyBoard Incident Response Summary</w:t>
+        <w:t>CommunityBridge Incident Response Summary</w:t>
       </w:r>
     </w:p>
     <w:p>
@@ -65,7 +65,7 @@
     </w:p>
     <w:p>
       <w:r>
-        <w:t>This summary is designed to explain at a high level how the BuddyBoard team would triage, investigate, communicate, and remediate incidents affecting service availability, data handling, or customer trust.</w:t>
+        <w:t>This summary is designed to explain at a high level how the CommunityBridge team would triage, investigate, communicate, and remediate incidents affecting service availability, data handling, or customer trust.</w:t>
       </w:r>
     </w:p>
     <w:p>
